--- a/Assessments/PP Assessment - Microsoft Certified Azure AI Engineer Associate AI-102 Training - v1.0.docx
+++ b/Assessments/PP Assessment - Microsoft Certified Azure AI Engineer Associate AI-102 Training - v1.0.docx
@@ -250,288 +250,6 @@
           <w:sz w:val="20"/>
         </w:rPr>
         <w:t>Version v1.0</w:t>
-      </w:r>
-    </w:p>
-    <w:p>
-      <w:r>
-        <w:br w:type="page"/>
-      </w:r>
-    </w:p>
-    <w:p>
-      <w:pPr>
-        <w:spacing w:after="360"/>
-      </w:pPr>
-      <w:r>
-        <w:rPr>
-          <w:rFonts w:ascii="Arial" w:hAnsi="Arial"/>
-          <w:b/>
-          <w:i w:val="0"/>
-          <w:color w:val="4B5563"/>
-          <w:sz w:val="21"/>
-        </w:rPr>
-        <w:t>PRACTICAL PERFORMANCE ASSESSMENT</w:t>
-      </w:r>
-      <w:r>
-        <w:rPr>
-          <w:rFonts w:ascii="Arial" w:hAnsi="Arial"/>
-          <w:b/>
-          <w:i w:val="0"/>
-          <w:color w:val="111827"/>
-          <w:sz w:val="21"/>
-        </w:rPr>
-        <w:t xml:space="preserve">  |  </w:t>
-      </w:r>
-      <w:r>
-        <w:rPr>
-          <w:rFonts w:ascii="Arial" w:hAnsi="Arial"/>
-          <w:b w:val="0"/>
-          <w:i w:val="0"/>
-          <w:color w:val="4B5563"/>
-          <w:sz w:val="21"/>
-        </w:rPr>
-        <w:t>Microsoft Certified Azure AI Engineer Associate AI-102 Training</w:t>
-      </w:r>
-    </w:p>
-    <w:p>
-      <w:pPr>
-        <w:spacing w:before="0" w:after="160"/>
-        <w:pBdr>
-          <w:bottom w:val="single" w:sz="6" w:space="4" w:color="D9E2F0"/>
-        </w:pBdr>
-      </w:pPr>
-      <w:r>
-        <w:rPr>
-          <w:rFonts w:ascii="Arial" w:hAnsi="Arial"/>
-          <w:b/>
-          <w:i w:val="0"/>
-          <w:color w:val="111827"/>
-          <w:sz w:val="32"/>
-        </w:rPr>
-        <w:t>TABLE OF CONTENTS</w:t>
-      </w:r>
-    </w:p>
-    <w:p>
-      <w:pPr>
-        <w:tabs>
-          <w:tab w:pos="8928" w:val="right" w:leader="dot"/>
-        </w:tabs>
-        <w:spacing w:after="140"/>
-        <w:ind w:left="0"/>
-      </w:pPr>
-      <w:r>
-        <w:rPr>
-          <w:rFonts w:ascii="Arial" w:hAnsi="Arial"/>
-          <w:b/>
-          <w:i w:val="0"/>
-          <w:color w:val="111827"/>
-          <w:sz w:val="22"/>
-        </w:rPr>
-        <w:t>Practical Performance Assessment</w:t>
-      </w:r>
-      <w:r>
-        <w:tab/>
-      </w:r>
-      <w:r>
-        <w:rPr>
-          <w:rFonts w:ascii="Arial" w:hAnsi="Arial"/>
-          <w:b/>
-          <w:i w:val="0"/>
-          <w:color w:val="111827"/>
-          <w:sz w:val="22"/>
-        </w:rPr>
-        <w:t>3</w:t>
-      </w:r>
-    </w:p>
-    <w:p>
-      <w:pPr>
-        <w:tabs>
-          <w:tab w:pos="8928" w:val="right" w:leader="dot"/>
-        </w:tabs>
-        <w:spacing w:after="140"/>
-        <w:ind w:left="0"/>
-      </w:pPr>
-      <w:r>
-        <w:rPr>
-          <w:rFonts w:ascii="Arial" w:hAnsi="Arial"/>
-          <w:b/>
-          <w:i w:val="0"/>
-          <w:color w:val="111827"/>
-          <w:sz w:val="22"/>
-        </w:rPr>
-        <w:t>Candidate Information and Instructions</w:t>
-      </w:r>
-      <w:r>
-        <w:tab/>
-      </w:r>
-      <w:r>
-        <w:rPr>
-          <w:rFonts w:ascii="Arial" w:hAnsi="Arial"/>
-          <w:b/>
-          <w:i w:val="0"/>
-          <w:color w:val="111827"/>
-          <w:sz w:val="22"/>
-        </w:rPr>
-        <w:t>3</w:t>
-      </w:r>
-    </w:p>
-    <w:p>
-      <w:pPr>
-        <w:tabs>
-          <w:tab w:pos="8928" w:val="right" w:leader="dot"/>
-        </w:tabs>
-        <w:spacing w:after="140"/>
-        <w:ind w:left="0"/>
-      </w:pPr>
-      <w:r>
-        <w:rPr>
-          <w:rFonts w:ascii="Arial" w:hAnsi="Arial"/>
-          <w:b/>
-          <w:i w:val="0"/>
-          <w:color w:val="111827"/>
-          <w:sz w:val="22"/>
-        </w:rPr>
-        <w:t>Assessment Alignment</w:t>
-      </w:r>
-      <w:r>
-        <w:tab/>
-      </w:r>
-      <w:r>
-        <w:rPr>
-          <w:rFonts w:ascii="Arial" w:hAnsi="Arial"/>
-          <w:b/>
-          <w:i w:val="0"/>
-          <w:color w:val="111827"/>
-          <w:sz w:val="22"/>
-        </w:rPr>
-        <w:t>3</w:t>
-      </w:r>
-    </w:p>
-    <w:p>
-      <w:pPr>
-        <w:tabs>
-          <w:tab w:pos="8928" w:val="right" w:leader="dot"/>
-        </w:tabs>
-        <w:spacing w:after="140"/>
-        <w:ind w:left="0"/>
-      </w:pPr>
-      <w:r>
-        <w:rPr>
-          <w:rFonts w:ascii="Arial" w:hAnsi="Arial"/>
-          <w:b/>
-          <w:i w:val="0"/>
-          <w:color w:val="111827"/>
-          <w:sz w:val="22"/>
-        </w:rPr>
-        <w:t>Scenario and Practical Tasks</w:t>
-      </w:r>
-      <w:r>
-        <w:tab/>
-      </w:r>
-      <w:r>
-        <w:rPr>
-          <w:rFonts w:ascii="Arial" w:hAnsi="Arial"/>
-          <w:b/>
-          <w:i w:val="0"/>
-          <w:color w:val="111827"/>
-          <w:sz w:val="22"/>
-        </w:rPr>
-        <w:t>4</w:t>
-      </w:r>
-    </w:p>
-    <w:p>
-      <w:pPr>
-        <w:tabs>
-          <w:tab w:pos="8928" w:val="right" w:leader="dot"/>
-        </w:tabs>
-        <w:spacing w:after="100"/>
-        <w:ind w:left="312"/>
-      </w:pPr>
-      <w:r>
-        <w:rPr>
-          <w:rFonts w:ascii="Arial" w:hAnsi="Arial"/>
-          <w:b w:val="0"/>
-          <w:i w:val="0"/>
-          <w:color w:val="4B5563"/>
-          <w:sz w:val="20"/>
-        </w:rPr>
-        <w:t>Tasks 1-5</w:t>
-      </w:r>
-      <w:r>
-        <w:tab/>
-      </w:r>
-      <w:r>
-        <w:rPr>
-          <w:rFonts w:ascii="Arial" w:hAnsi="Arial"/>
-          <w:b w:val="0"/>
-          <w:i w:val="0"/>
-          <w:color w:val="111827"/>
-          <w:sz w:val="20"/>
-        </w:rPr>
-        <w:t>4</w:t>
-      </w:r>
-    </w:p>
-    <w:p>
-      <w:pPr>
-        <w:tabs>
-          <w:tab w:pos="8928" w:val="right" w:leader="dot"/>
-        </w:tabs>
-        <w:spacing w:after="100"/>
-        <w:ind w:left="312"/>
-      </w:pPr>
-      <w:r>
-        <w:rPr>
-          <w:rFonts w:ascii="Arial" w:hAnsi="Arial"/>
-          <w:b w:val="0"/>
-          <w:i w:val="0"/>
-          <w:color w:val="4B5563"/>
-          <w:sz w:val="20"/>
-        </w:rPr>
-        <w:t>Tasks 6-10</w:t>
-      </w:r>
-      <w:r>
-        <w:tab/>
-      </w:r>
-      <w:r>
-        <w:rPr>
-          <w:rFonts w:ascii="Arial" w:hAnsi="Arial"/>
-          <w:b w:val="0"/>
-          <w:i w:val="0"/>
-          <w:color w:val="111827"/>
-          <w:sz w:val="20"/>
-        </w:rPr>
-        <w:t>9</w:t>
-      </w:r>
-    </w:p>
-    <w:p>
-      <w:pPr>
-        <w:tabs>
-          <w:tab w:pos="8928" w:val="right" w:leader="dot"/>
-        </w:tabs>
-        <w:spacing w:after="140"/>
-        <w:ind w:left="0"/>
-      </w:pPr>
-      <w:r>
-        <w:rPr>
-          <w:rFonts w:ascii="Arial" w:hAnsi="Arial"/>
-          <w:b/>
-          <w:i w:val="0"/>
-          <w:color w:val="111827"/>
-          <w:sz w:val="22"/>
-        </w:rPr>
-        <w:t>For Official Use Only</w:t>
-      </w:r>
-      <w:r>
-        <w:tab/>
-      </w:r>
-      <w:r>
-        <w:rPr>
-          <w:rFonts w:ascii="Arial" w:hAnsi="Arial"/>
-          <w:b/>
-          <w:i w:val="0"/>
-          <w:color w:val="111827"/>
-          <w:sz w:val="22"/>
-        </w:rPr>
-        <w:t>14</w:t>
       </w:r>
     </w:p>
     <w:p>
@@ -770,9 +488,9 @@
           <w:b w:val="0"/>
           <w:i w:val="0"/>
           <w:color w:val="111827"/>
-          <w:sz w:val="21"/>
+          <w:sz w:val="19"/>
         </w:rPr>
-        <w:t>This is an open-book assessment.</w:t>
+        <w:t>This is an individual, open-book assessment.</w:t>
       </w:r>
     </w:p>
     <w:p>
@@ -786,9 +504,9 @@
           <w:b w:val="0"/>
           <w:i w:val="0"/>
           <w:color w:val="111827"/>
-          <w:sz w:val="21"/>
+          <w:sz w:val="19"/>
         </w:rPr>
-        <w:t>Answer all questions or complete all tasks.</w:t>
+        <w:t>You have 90 minutes to complete this assessment.</w:t>
       </w:r>
     </w:p>
     <w:p>
@@ -802,9 +520,9 @@
           <w:b w:val="0"/>
           <w:i w:val="0"/>
           <w:color w:val="111827"/>
-          <w:sz w:val="21"/>
+          <w:sz w:val="19"/>
         </w:rPr>
-        <w:t>Use your own words and show enough detail for the assessor to evaluate your understanding.</w:t>
+        <w:t>Answer all questions or complete all tasks.</w:t>
       </w:r>
     </w:p>
     <w:p>
@@ -818,9 +536,9 @@
           <w:b w:val="0"/>
           <w:i w:val="0"/>
           <w:color w:val="111827"/>
-          <w:sz w:val="21"/>
+          <w:sz w:val="19"/>
         </w:rPr>
-        <w:t>You may refer to the course slides, learner guide and completed lab work.</w:t>
+        <w:t>Use your own words and show enough detail for the assessor to evaluate your understanding.</w:t>
       </w:r>
     </w:p>
     <w:p>
@@ -834,9 +552,9 @@
           <w:b w:val="0"/>
           <w:i w:val="0"/>
           <w:color w:val="111827"/>
-          <w:sz w:val="21"/>
+          <w:sz w:val="19"/>
         </w:rPr>
-        <w:t>Your practical answers must be based on the lab sequence completed in class.</w:t>
+        <w:t>You may refer to the course slides, learner guide and completed lab work.</w:t>
       </w:r>
     </w:p>
     <w:p>
@@ -850,7 +568,39 @@
           <w:b w:val="0"/>
           <w:i w:val="0"/>
           <w:color w:val="111827"/>
-          <w:sz w:val="21"/>
+          <w:sz w:val="19"/>
+        </w:rPr>
+        <w:t>Submit the completed assessment through the LMS/TMS portal as directed by the assessor.</w:t>
+      </w:r>
+    </w:p>
+    <w:p>
+      <w:pPr>
+        <w:pStyle w:val="ListBullet"/>
+        <w:spacing w:after="40"/>
+      </w:pPr>
+      <w:r>
+        <w:rPr>
+          <w:rFonts w:ascii="Arial" w:hAnsi="Arial"/>
+          <w:b w:val="0"/>
+          <w:i w:val="0"/>
+          <w:color w:val="111827"/>
+          <w:sz w:val="19"/>
+        </w:rPr>
+        <w:t>Your practical answers must be based on the lab sequence completed in class.</w:t>
+      </w:r>
+    </w:p>
+    <w:p>
+      <w:pPr>
+        <w:pStyle w:val="ListBullet"/>
+        <w:spacing w:after="40"/>
+      </w:pPr>
+      <w:r>
+        <w:rPr>
+          <w:rFonts w:ascii="Arial" w:hAnsi="Arial"/>
+          <w:b w:val="0"/>
+          <w:i w:val="0"/>
+          <w:color w:val="111827"/>
+          <w:sz w:val="19"/>
         </w:rPr>
         <w:t>Attach screenshots, diagrams, tables or notes where requested.</w:t>
       </w:r>
@@ -870,7 +620,22 @@
           <w:color w:val="1F6FEB"/>
           <w:sz w:val="24"/>
         </w:rPr>
-        <w:t>Assessment Alignment</w:t>
+        <w:t>C: Grading Criteria</w:t>
+      </w:r>
+    </w:p>
+    <w:p>
+      <w:pPr>
+        <w:spacing w:before="0" w:after="80"/>
+      </w:pPr>
+      <w:r>
+        <w:rPr>
+          <w:rFonts w:ascii="Arial" w:hAnsi="Arial"/>
+          <w:b w:val="0"/>
+          <w:i w:val="0"/>
+          <w:color w:val="111827"/>
+          <w:sz w:val="19"/>
+        </w:rPr>
+        <w:t>Complete all 10 practical tasks and provide the required lab-aligned evidence. Each task must meet its stated validation checkpoint.</w:t>
       </w:r>
     </w:p>
     <w:tbl>
@@ -880,17 +645,15 @@
         <w:tblLook w:firstColumn="1" w:firstRow="1" w:lastColumn="0" w:lastRow="0" w:noHBand="0" w:noVBand="1" w:val="04A0"/>
       </w:tblPr>
       <w:tblGrid>
-        <w:gridCol w:w="2409"/>
-        <w:gridCol w:w="2409"/>
-        <w:gridCol w:w="2409"/>
-        <w:gridCol w:w="2409"/>
+        <w:gridCol w:w="4819"/>
+        <w:gridCol w:w="4819"/>
       </w:tblGrid>
       <w:tr>
         <w:tc>
           <w:tcPr>
-            <w:tcW w:type="dxa" w:w="2409"/>
+            <w:tcW w:type="dxa" w:w="4819"/>
             <w:vAlign w:val="center"/>
-            <w:shd w:fill="1F6FEB"/>
+            <w:shd w:fill="F3F7FC"/>
           </w:tcPr>
           <w:p>
             <w:r/>
@@ -899,78 +662,16 @@
                 <w:rFonts w:ascii="Arial" w:hAnsi="Arial"/>
                 <w:b/>
                 <w:i w:val="0"/>
-                <w:color w:val="FFFFFF"/>
-                <w:sz w:val="21"/>
+                <w:color w:val="111827"/>
+                <w:sz w:val="18"/>
               </w:rPr>
-              <w:t>Area</w:t>
+              <w:t>Assessment decision</w:t>
             </w:r>
           </w:p>
         </w:tc>
         <w:tc>
           <w:tcPr>
-            <w:tcW w:type="dxa" w:w="2409"/>
-            <w:vAlign w:val="center"/>
-            <w:shd w:fill="1F6FEB"/>
-          </w:tcPr>
-          <w:p>
-            <w:r/>
-            <w:r>
-              <w:rPr>
-                <w:rFonts w:ascii="Arial" w:hAnsi="Arial"/>
-                <w:b/>
-                <w:i w:val="0"/>
-                <w:color w:val="FFFFFF"/>
-                <w:sz w:val="21"/>
-              </w:rPr>
-              <w:t>Slides</w:t>
-            </w:r>
-          </w:p>
-        </w:tc>
-        <w:tc>
-          <w:tcPr>
-            <w:tcW w:type="dxa" w:w="2409"/>
-            <w:vAlign w:val="center"/>
-            <w:shd w:fill="1F6FEB"/>
-          </w:tcPr>
-          <w:p>
-            <w:r/>
-            <w:r>
-              <w:rPr>
-                <w:rFonts w:ascii="Arial" w:hAnsi="Arial"/>
-                <w:b/>
-                <w:i w:val="0"/>
-                <w:color w:val="FFFFFF"/>
-                <w:sz w:val="21"/>
-              </w:rPr>
-              <w:t>Labs</w:t>
-            </w:r>
-          </w:p>
-        </w:tc>
-        <w:tc>
-          <w:tcPr>
-            <w:tcW w:type="dxa" w:w="2409"/>
-            <w:vAlign w:val="center"/>
-            <w:shd w:fill="1F6FEB"/>
-          </w:tcPr>
-          <w:p>
-            <w:r/>
-            <w:r>
-              <w:rPr>
-                <w:rFonts w:ascii="Arial" w:hAnsi="Arial"/>
-                <w:b/>
-                <w:i w:val="0"/>
-                <w:color w:val="FFFFFF"/>
-                <w:sz w:val="21"/>
-              </w:rPr>
-              <w:t>Assessment Coverage</w:t>
-            </w:r>
-          </w:p>
-        </w:tc>
-      </w:tr>
-      <w:tr>
-        <w:tc>
-          <w:tcPr>
-            <w:tcW w:type="dxa" w:w="2409"/>
+            <w:tcW w:type="dxa" w:w="4819"/>
             <w:vAlign w:val="center"/>
           </w:tcPr>
           <w:p>
@@ -981,15 +682,37 @@
                 <w:b w:val="0"/>
                 <w:i w:val="0"/>
                 <w:color w:val="111827"/>
-                <w:sz w:val="17"/>
+                <w:sz w:val="18"/>
               </w:rPr>
-              <w:t>Plan, Manage, Monitor, and Secure an Azure AI Solution</w:t>
+              <w:t>Competent (C) / Not Yet Competent (NYC)</w:t>
+            </w:r>
+          </w:p>
+        </w:tc>
+      </w:tr>
+      <w:tr>
+        <w:tc>
+          <w:tcPr>
+            <w:tcW w:type="dxa" w:w="4819"/>
+            <w:vAlign w:val="center"/>
+            <w:shd w:fill="F3F7FC"/>
+          </w:tcPr>
+          <w:p>
+            <w:r/>
+            <w:r>
+              <w:rPr>
+                <w:rFonts w:ascii="Arial" w:hAnsi="Arial"/>
+                <w:b/>
+                <w:i w:val="0"/>
+                <w:color w:val="111827"/>
+                <w:sz w:val="18"/>
+              </w:rPr>
+              <w:t>Reassessment</w:t>
             </w:r>
           </w:p>
         </w:tc>
         <w:tc>
           <w:tcPr>
-            <w:tcW w:type="dxa" w:w="2409"/>
+            <w:tcW w:type="dxa" w:w="4819"/>
             <w:vAlign w:val="center"/>
           </w:tcPr>
           <w:p>
@@ -1000,754 +723,19 @@
                 <w:b w:val="0"/>
                 <w:i w:val="0"/>
                 <w:color w:val="111827"/>
-                <w:sz w:val="17"/>
+                <w:sz w:val="18"/>
               </w:rPr>
-              <w:t>17-21</w:t>
-            </w:r>
-          </w:p>
-        </w:tc>
-        <w:tc>
-          <w:tcPr>
-            <w:tcW w:type="dxa" w:w="2409"/>
-            <w:vAlign w:val="center"/>
-          </w:tcPr>
-          <w:p>
-            <w:r/>
-            <w:r>
-              <w:rPr>
-                <w:rFonts w:ascii="Arial" w:hAnsi="Arial"/>
-                <w:b w:val="0"/>
-                <w:i w:val="0"/>
-                <w:color w:val="111827"/>
-                <w:sz w:val="17"/>
-              </w:rPr>
-              <w:t>Lab 1</w:t>
-            </w:r>
-          </w:p>
-        </w:tc>
-        <w:tc>
-          <w:tcPr>
-            <w:tcW w:type="dxa" w:w="2409"/>
-            <w:vAlign w:val="center"/>
-          </w:tcPr>
-          <w:p>
-            <w:r/>
-            <w:r>
-              <w:rPr>
-                <w:rFonts w:ascii="Arial" w:hAnsi="Arial"/>
-                <w:b w:val="0"/>
-                <w:i w:val="0"/>
-                <w:color w:val="111827"/>
-                <w:sz w:val="17"/>
-              </w:rPr>
-              <w:t>K1-K4, LO1</w:t>
-            </w:r>
-          </w:p>
-        </w:tc>
-      </w:tr>
-      <w:tr>
-        <w:tc>
-          <w:tcPr>
-            <w:tcW w:type="dxa" w:w="2409"/>
-            <w:vAlign w:val="center"/>
-          </w:tcPr>
-          <w:p>
-            <w:r/>
-            <w:r>
-              <w:rPr>
-                <w:rFonts w:ascii="Arial" w:hAnsi="Arial"/>
-                <w:b w:val="0"/>
-                <w:i w:val="0"/>
-                <w:color w:val="111827"/>
-                <w:sz w:val="17"/>
-              </w:rPr>
-              <w:t>Responsible AI, Content Safety, Governance</w:t>
-            </w:r>
-          </w:p>
-        </w:tc>
-        <w:tc>
-          <w:tcPr>
-            <w:tcW w:type="dxa" w:w="2409"/>
-            <w:vAlign w:val="center"/>
-          </w:tcPr>
-          <w:p>
-            <w:r/>
-            <w:r>
-              <w:rPr>
-                <w:rFonts w:ascii="Arial" w:hAnsi="Arial"/>
-                <w:b w:val="0"/>
-                <w:i w:val="0"/>
-                <w:color w:val="111827"/>
-                <w:sz w:val="17"/>
-              </w:rPr>
-              <w:t>22-26</w:t>
-            </w:r>
-          </w:p>
-        </w:tc>
-        <w:tc>
-          <w:tcPr>
-            <w:tcW w:type="dxa" w:w="2409"/>
-            <w:vAlign w:val="center"/>
-          </w:tcPr>
-          <w:p>
-            <w:r/>
-            <w:r>
-              <w:rPr>
-                <w:rFonts w:ascii="Arial" w:hAnsi="Arial"/>
-                <w:b w:val="0"/>
-                <w:i w:val="0"/>
-                <w:color w:val="111827"/>
-                <w:sz w:val="17"/>
-              </w:rPr>
-              <w:t>Lab 2</w:t>
-            </w:r>
-          </w:p>
-        </w:tc>
-        <w:tc>
-          <w:tcPr>
-            <w:tcW w:type="dxa" w:w="2409"/>
-            <w:vAlign w:val="center"/>
-          </w:tcPr>
-          <w:p>
-            <w:r/>
-            <w:r>
-              <w:rPr>
-                <w:rFonts w:ascii="Arial" w:hAnsi="Arial"/>
-                <w:b w:val="0"/>
-                <w:i w:val="0"/>
-                <w:color w:val="111827"/>
-                <w:sz w:val="17"/>
-              </w:rPr>
-              <w:t>K5-K8, LO2</w:t>
-            </w:r>
-          </w:p>
-        </w:tc>
-      </w:tr>
-      <w:tr>
-        <w:tc>
-          <w:tcPr>
-            <w:tcW w:type="dxa" w:w="2409"/>
-            <w:vAlign w:val="center"/>
-          </w:tcPr>
-          <w:p>
-            <w:r/>
-            <w:r>
-              <w:rPr>
-                <w:rFonts w:ascii="Arial" w:hAnsi="Arial"/>
-                <w:b w:val="0"/>
-                <w:i w:val="0"/>
-                <w:color w:val="111827"/>
-                <w:sz w:val="17"/>
-              </w:rPr>
-              <w:t>Generative AI, Foundry, Azure OpenAI, Prompt Flow, RAG</w:t>
-            </w:r>
-          </w:p>
-        </w:tc>
-        <w:tc>
-          <w:tcPr>
-            <w:tcW w:type="dxa" w:w="2409"/>
-            <w:vAlign w:val="center"/>
-          </w:tcPr>
-          <w:p>
-            <w:r/>
-            <w:r>
-              <w:rPr>
-                <w:rFonts w:ascii="Arial" w:hAnsi="Arial"/>
-                <w:b w:val="0"/>
-                <w:i w:val="0"/>
-                <w:color w:val="111827"/>
-                <w:sz w:val="17"/>
-              </w:rPr>
-              <w:t>27-31</w:t>
-            </w:r>
-          </w:p>
-        </w:tc>
-        <w:tc>
-          <w:tcPr>
-            <w:tcW w:type="dxa" w:w="2409"/>
-            <w:vAlign w:val="center"/>
-          </w:tcPr>
-          <w:p>
-            <w:r/>
-            <w:r>
-              <w:rPr>
-                <w:rFonts w:ascii="Arial" w:hAnsi="Arial"/>
-                <w:b w:val="0"/>
-                <w:i w:val="0"/>
-                <w:color w:val="111827"/>
-                <w:sz w:val="17"/>
-              </w:rPr>
-              <w:t>Lab 3</w:t>
-            </w:r>
-          </w:p>
-        </w:tc>
-        <w:tc>
-          <w:tcPr>
-            <w:tcW w:type="dxa" w:w="2409"/>
-            <w:vAlign w:val="center"/>
-          </w:tcPr>
-          <w:p>
-            <w:r/>
-            <w:r>
-              <w:rPr>
-                <w:rFonts w:ascii="Arial" w:hAnsi="Arial"/>
-                <w:b w:val="0"/>
-                <w:i w:val="0"/>
-                <w:color w:val="111827"/>
-                <w:sz w:val="17"/>
-              </w:rPr>
-              <w:t>K9-K12, LO3</w:t>
-            </w:r>
-          </w:p>
-        </w:tc>
-      </w:tr>
-      <w:tr>
-        <w:tc>
-          <w:tcPr>
-            <w:tcW w:type="dxa" w:w="2409"/>
-            <w:vAlign w:val="center"/>
-          </w:tcPr>
-          <w:p>
-            <w:r/>
-            <w:r>
-              <w:rPr>
-                <w:rFonts w:ascii="Arial" w:hAnsi="Arial"/>
-                <w:b w:val="0"/>
-                <w:i w:val="0"/>
-                <w:color w:val="111827"/>
-                <w:sz w:val="17"/>
-              </w:rPr>
-              <w:t>Agentic AI, Foundry Agent Service, Multi-Agent Concepts</w:t>
-            </w:r>
-          </w:p>
-        </w:tc>
-        <w:tc>
-          <w:tcPr>
-            <w:tcW w:type="dxa" w:w="2409"/>
-            <w:vAlign w:val="center"/>
-          </w:tcPr>
-          <w:p>
-            <w:r/>
-            <w:r>
-              <w:rPr>
-                <w:rFonts w:ascii="Arial" w:hAnsi="Arial"/>
-                <w:b w:val="0"/>
-                <w:i w:val="0"/>
-                <w:color w:val="111827"/>
-                <w:sz w:val="17"/>
-              </w:rPr>
-              <w:t>32-36</w:t>
-            </w:r>
-          </w:p>
-        </w:tc>
-        <w:tc>
-          <w:tcPr>
-            <w:tcW w:type="dxa" w:w="2409"/>
-            <w:vAlign w:val="center"/>
-          </w:tcPr>
-          <w:p>
-            <w:r/>
-            <w:r>
-              <w:rPr>
-                <w:rFonts w:ascii="Arial" w:hAnsi="Arial"/>
-                <w:b w:val="0"/>
-                <w:i w:val="0"/>
-                <w:color w:val="111827"/>
-                <w:sz w:val="17"/>
-              </w:rPr>
-              <w:t>Lab 4</w:t>
-            </w:r>
-          </w:p>
-        </w:tc>
-        <w:tc>
-          <w:tcPr>
-            <w:tcW w:type="dxa" w:w="2409"/>
-            <w:vAlign w:val="center"/>
-          </w:tcPr>
-          <w:p>
-            <w:r/>
-            <w:r>
-              <w:rPr>
-                <w:rFonts w:ascii="Arial" w:hAnsi="Arial"/>
-                <w:b w:val="0"/>
-                <w:i w:val="0"/>
-                <w:color w:val="111827"/>
-                <w:sz w:val="17"/>
-              </w:rPr>
-              <w:t>K13-K16, LO4</w:t>
-            </w:r>
-          </w:p>
-        </w:tc>
-      </w:tr>
-      <w:tr>
-        <w:tc>
-          <w:tcPr>
-            <w:tcW w:type="dxa" w:w="2409"/>
-            <w:vAlign w:val="center"/>
-          </w:tcPr>
-          <w:p>
-            <w:r/>
-            <w:r>
-              <w:rPr>
-                <w:rFonts w:ascii="Arial" w:hAnsi="Arial"/>
-                <w:b w:val="0"/>
-                <w:i w:val="0"/>
-                <w:color w:val="111827"/>
-                <w:sz w:val="17"/>
-              </w:rPr>
-              <w:t>Computer Vision, Custom Vision, Video Insights</w:t>
-            </w:r>
-          </w:p>
-        </w:tc>
-        <w:tc>
-          <w:tcPr>
-            <w:tcW w:type="dxa" w:w="2409"/>
-            <w:vAlign w:val="center"/>
-          </w:tcPr>
-          <w:p>
-            <w:r/>
-            <w:r>
-              <w:rPr>
-                <w:rFonts w:ascii="Arial" w:hAnsi="Arial"/>
-                <w:b w:val="0"/>
-                <w:i w:val="0"/>
-                <w:color w:val="111827"/>
-                <w:sz w:val="17"/>
-              </w:rPr>
-              <w:t>37-41</w:t>
-            </w:r>
-          </w:p>
-        </w:tc>
-        <w:tc>
-          <w:tcPr>
-            <w:tcW w:type="dxa" w:w="2409"/>
-            <w:vAlign w:val="center"/>
-          </w:tcPr>
-          <w:p>
-            <w:r/>
-            <w:r>
-              <w:rPr>
-                <w:rFonts w:ascii="Arial" w:hAnsi="Arial"/>
-                <w:b w:val="0"/>
-                <w:i w:val="0"/>
-                <w:color w:val="111827"/>
-                <w:sz w:val="17"/>
-              </w:rPr>
-              <w:t>Lab 5</w:t>
-            </w:r>
-          </w:p>
-        </w:tc>
-        <w:tc>
-          <w:tcPr>
-            <w:tcW w:type="dxa" w:w="2409"/>
-            <w:vAlign w:val="center"/>
-          </w:tcPr>
-          <w:p>
-            <w:r/>
-            <w:r>
-              <w:rPr>
-                <w:rFonts w:ascii="Arial" w:hAnsi="Arial"/>
-                <w:b w:val="0"/>
-                <w:i w:val="0"/>
-                <w:color w:val="111827"/>
-                <w:sz w:val="17"/>
-              </w:rPr>
-              <w:t>K17-K20, LO5</w:t>
-            </w:r>
-          </w:p>
-        </w:tc>
-      </w:tr>
-      <w:tr>
-        <w:tc>
-          <w:tcPr>
-            <w:tcW w:type="dxa" w:w="2409"/>
-            <w:vAlign w:val="center"/>
-          </w:tcPr>
-          <w:p>
-            <w:r/>
-            <w:r>
-              <w:rPr>
-                <w:rFonts w:ascii="Arial" w:hAnsi="Arial"/>
-                <w:b w:val="0"/>
-                <w:i w:val="0"/>
-                <w:color w:val="111827"/>
-                <w:sz w:val="17"/>
-              </w:rPr>
-              <w:t>NLP, Language, Speech, Translation</w:t>
-            </w:r>
-          </w:p>
-        </w:tc>
-        <w:tc>
-          <w:tcPr>
-            <w:tcW w:type="dxa" w:w="2409"/>
-            <w:vAlign w:val="center"/>
-          </w:tcPr>
-          <w:p>
-            <w:r/>
-            <w:r>
-              <w:rPr>
-                <w:rFonts w:ascii="Arial" w:hAnsi="Arial"/>
-                <w:b w:val="0"/>
-                <w:i w:val="0"/>
-                <w:color w:val="111827"/>
-                <w:sz w:val="17"/>
-              </w:rPr>
-              <w:t>42-46</w:t>
-            </w:r>
-          </w:p>
-        </w:tc>
-        <w:tc>
-          <w:tcPr>
-            <w:tcW w:type="dxa" w:w="2409"/>
-            <w:vAlign w:val="center"/>
-          </w:tcPr>
-          <w:p>
-            <w:r/>
-            <w:r>
-              <w:rPr>
-                <w:rFonts w:ascii="Arial" w:hAnsi="Arial"/>
-                <w:b w:val="0"/>
-                <w:i w:val="0"/>
-                <w:color w:val="111827"/>
-                <w:sz w:val="17"/>
-              </w:rPr>
-              <w:t>Lab 6</w:t>
-            </w:r>
-          </w:p>
-        </w:tc>
-        <w:tc>
-          <w:tcPr>
-            <w:tcW w:type="dxa" w:w="2409"/>
-            <w:vAlign w:val="center"/>
-          </w:tcPr>
-          <w:p>
-            <w:r/>
-            <w:r>
-              <w:rPr>
-                <w:rFonts w:ascii="Arial" w:hAnsi="Arial"/>
-                <w:b w:val="0"/>
-                <w:i w:val="0"/>
-                <w:color w:val="111827"/>
-                <w:sz w:val="17"/>
-              </w:rPr>
-              <w:t>K21-K24, LO6</w:t>
-            </w:r>
-          </w:p>
-        </w:tc>
-      </w:tr>
-      <w:tr>
-        <w:tc>
-          <w:tcPr>
-            <w:tcW w:type="dxa" w:w="2409"/>
-            <w:vAlign w:val="center"/>
-          </w:tcPr>
-          <w:p>
-            <w:r/>
-            <w:r>
-              <w:rPr>
-                <w:rFonts w:ascii="Arial" w:hAnsi="Arial"/>
-                <w:b w:val="0"/>
-                <w:i w:val="0"/>
-                <w:color w:val="111827"/>
-                <w:sz w:val="17"/>
-              </w:rPr>
-              <w:t>Custom Language Models and Question Answering</w:t>
-            </w:r>
-          </w:p>
-        </w:tc>
-        <w:tc>
-          <w:tcPr>
-            <w:tcW w:type="dxa" w:w="2409"/>
-            <w:vAlign w:val="center"/>
-          </w:tcPr>
-          <w:p>
-            <w:r/>
-            <w:r>
-              <w:rPr>
-                <w:rFonts w:ascii="Arial" w:hAnsi="Arial"/>
-                <w:b w:val="0"/>
-                <w:i w:val="0"/>
-                <w:color w:val="111827"/>
-                <w:sz w:val="17"/>
-              </w:rPr>
-              <w:t>48-52</w:t>
-            </w:r>
-          </w:p>
-        </w:tc>
-        <w:tc>
-          <w:tcPr>
-            <w:tcW w:type="dxa" w:w="2409"/>
-            <w:vAlign w:val="center"/>
-          </w:tcPr>
-          <w:p>
-            <w:r/>
-            <w:r>
-              <w:rPr>
-                <w:rFonts w:ascii="Arial" w:hAnsi="Arial"/>
-                <w:b w:val="0"/>
-                <w:i w:val="0"/>
-                <w:color w:val="111827"/>
-                <w:sz w:val="17"/>
-              </w:rPr>
-              <w:t>Lab 7</w:t>
-            </w:r>
-          </w:p>
-        </w:tc>
-        <w:tc>
-          <w:tcPr>
-            <w:tcW w:type="dxa" w:w="2409"/>
-            <w:vAlign w:val="center"/>
-          </w:tcPr>
-          <w:p>
-            <w:r/>
-            <w:r>
-              <w:rPr>
-                <w:rFonts w:ascii="Arial" w:hAnsi="Arial"/>
-                <w:b w:val="0"/>
-                <w:i w:val="0"/>
-                <w:color w:val="111827"/>
-                <w:sz w:val="17"/>
-              </w:rPr>
-              <w:t>K25-K28, LO7</w:t>
-            </w:r>
-          </w:p>
-        </w:tc>
-      </w:tr>
-      <w:tr>
-        <w:tc>
-          <w:tcPr>
-            <w:tcW w:type="dxa" w:w="2409"/>
-            <w:vAlign w:val="center"/>
-          </w:tcPr>
-          <w:p>
-            <w:r/>
-            <w:r>
-              <w:rPr>
-                <w:rFonts w:ascii="Arial" w:hAnsi="Arial"/>
-                <w:b w:val="0"/>
-                <w:i w:val="0"/>
-                <w:color w:val="111827"/>
-                <w:sz w:val="17"/>
-              </w:rPr>
-              <w:t>Azure AI Search, Knowledge Mining, Vector Search</w:t>
-            </w:r>
-          </w:p>
-        </w:tc>
-        <w:tc>
-          <w:tcPr>
-            <w:tcW w:type="dxa" w:w="2409"/>
-            <w:vAlign w:val="center"/>
-          </w:tcPr>
-          <w:p>
-            <w:r/>
-            <w:r>
-              <w:rPr>
-                <w:rFonts w:ascii="Arial" w:hAnsi="Arial"/>
-                <w:b w:val="0"/>
-                <w:i w:val="0"/>
-                <w:color w:val="111827"/>
-                <w:sz w:val="17"/>
-              </w:rPr>
-              <w:t>53-57</w:t>
-            </w:r>
-          </w:p>
-        </w:tc>
-        <w:tc>
-          <w:tcPr>
-            <w:tcW w:type="dxa" w:w="2409"/>
-            <w:vAlign w:val="center"/>
-          </w:tcPr>
-          <w:p>
-            <w:r/>
-            <w:r>
-              <w:rPr>
-                <w:rFonts w:ascii="Arial" w:hAnsi="Arial"/>
-                <w:b w:val="0"/>
-                <w:i w:val="0"/>
-                <w:color w:val="111827"/>
-                <w:sz w:val="17"/>
-              </w:rPr>
-              <w:t>Lab 8</w:t>
-            </w:r>
-          </w:p>
-        </w:tc>
-        <w:tc>
-          <w:tcPr>
-            <w:tcW w:type="dxa" w:w="2409"/>
-            <w:vAlign w:val="center"/>
-          </w:tcPr>
-          <w:p>
-            <w:r/>
-            <w:r>
-              <w:rPr>
-                <w:rFonts w:ascii="Arial" w:hAnsi="Arial"/>
-                <w:b w:val="0"/>
-                <w:i w:val="0"/>
-                <w:color w:val="111827"/>
-                <w:sz w:val="17"/>
-              </w:rPr>
-              <w:t>K29-K32, LO8</w:t>
-            </w:r>
-          </w:p>
-        </w:tc>
-      </w:tr>
-      <w:tr>
-        <w:tc>
-          <w:tcPr>
-            <w:tcW w:type="dxa" w:w="2409"/>
-            <w:vAlign w:val="center"/>
-          </w:tcPr>
-          <w:p>
-            <w:r/>
-            <w:r>
-              <w:rPr>
-                <w:rFonts w:ascii="Arial" w:hAnsi="Arial"/>
-                <w:b w:val="0"/>
-                <w:i w:val="0"/>
-                <w:color w:val="111827"/>
-                <w:sz w:val="17"/>
-              </w:rPr>
-              <w:t>Document Intelligence and Content Understanding</w:t>
-            </w:r>
-          </w:p>
-        </w:tc>
-        <w:tc>
-          <w:tcPr>
-            <w:tcW w:type="dxa" w:w="2409"/>
-            <w:vAlign w:val="center"/>
-          </w:tcPr>
-          <w:p>
-            <w:r/>
-            <w:r>
-              <w:rPr>
-                <w:rFonts w:ascii="Arial" w:hAnsi="Arial"/>
-                <w:b w:val="0"/>
-                <w:i w:val="0"/>
-                <w:color w:val="111827"/>
-                <w:sz w:val="17"/>
-              </w:rPr>
-              <w:t>58-62</w:t>
-            </w:r>
-          </w:p>
-        </w:tc>
-        <w:tc>
-          <w:tcPr>
-            <w:tcW w:type="dxa" w:w="2409"/>
-            <w:vAlign w:val="center"/>
-          </w:tcPr>
-          <w:p>
-            <w:r/>
-            <w:r>
-              <w:rPr>
-                <w:rFonts w:ascii="Arial" w:hAnsi="Arial"/>
-                <w:b w:val="0"/>
-                <w:i w:val="0"/>
-                <w:color w:val="111827"/>
-                <w:sz w:val="17"/>
-              </w:rPr>
-              <w:t>Lab 9</w:t>
-            </w:r>
-          </w:p>
-        </w:tc>
-        <w:tc>
-          <w:tcPr>
-            <w:tcW w:type="dxa" w:w="2409"/>
-            <w:vAlign w:val="center"/>
-          </w:tcPr>
-          <w:p>
-            <w:r/>
-            <w:r>
-              <w:rPr>
-                <w:rFonts w:ascii="Arial" w:hAnsi="Arial"/>
-                <w:b w:val="0"/>
-                <w:i w:val="0"/>
-                <w:color w:val="111827"/>
-                <w:sz w:val="17"/>
-              </w:rPr>
-              <w:t>K33-K36, LO9</w:t>
-            </w:r>
-          </w:p>
-        </w:tc>
-      </w:tr>
-      <w:tr>
-        <w:tc>
-          <w:tcPr>
-            <w:tcW w:type="dxa" w:w="2409"/>
-            <w:vAlign w:val="center"/>
-          </w:tcPr>
-          <w:p>
-            <w:r/>
-            <w:r>
-              <w:rPr>
-                <w:rFonts w:ascii="Arial" w:hAnsi="Arial"/>
-                <w:b w:val="0"/>
-                <w:i w:val="0"/>
-                <w:color w:val="111827"/>
-                <w:sz w:val="17"/>
-              </w:rPr>
-              <w:t>AI-102 Capstone and Course Review</w:t>
-            </w:r>
-          </w:p>
-        </w:tc>
-        <w:tc>
-          <w:tcPr>
-            <w:tcW w:type="dxa" w:w="2409"/>
-            <w:vAlign w:val="center"/>
-          </w:tcPr>
-          <w:p>
-            <w:r/>
-            <w:r>
-              <w:rPr>
-                <w:rFonts w:ascii="Arial" w:hAnsi="Arial"/>
-                <w:b w:val="0"/>
-                <w:i w:val="0"/>
-                <w:color w:val="111827"/>
-                <w:sz w:val="17"/>
-              </w:rPr>
-              <w:t>63-67</w:t>
-            </w:r>
-          </w:p>
-        </w:tc>
-        <w:tc>
-          <w:tcPr>
-            <w:tcW w:type="dxa" w:w="2409"/>
-            <w:vAlign w:val="center"/>
-          </w:tcPr>
-          <w:p>
-            <w:r/>
-            <w:r>
-              <w:rPr>
-                <w:rFonts w:ascii="Arial" w:hAnsi="Arial"/>
-                <w:b w:val="0"/>
-                <w:i w:val="0"/>
-                <w:color w:val="111827"/>
-                <w:sz w:val="17"/>
-              </w:rPr>
-              <w:t>Lab 10</w:t>
-            </w:r>
-          </w:p>
-        </w:tc>
-        <w:tc>
-          <w:tcPr>
-            <w:tcW w:type="dxa" w:w="2409"/>
-            <w:vAlign w:val="center"/>
-          </w:tcPr>
-          <w:p>
-            <w:r/>
-            <w:r>
-              <w:rPr>
-                <w:rFonts w:ascii="Arial" w:hAnsi="Arial"/>
-                <w:b w:val="0"/>
-                <w:i w:val="0"/>
-                <w:color w:val="111827"/>
-                <w:sz w:val="17"/>
-              </w:rPr>
-              <w:t>K37-K40, LO10</w:t>
+              <w:t>Any unmet criterion must be corrected or reassessed in accordance with assessment policy.</w:t>
             </w:r>
           </w:p>
         </w:tc>
       </w:tr>
     </w:tbl>
+    <w:p>
+      <w:r>
+        <w:br w:type="page"/>
+      </w:r>
+    </w:p>
     <w:p>
       <w:pPr>
         <w:spacing w:before="160" w:after="100"/>
@@ -1763,7 +751,7 @@
           <w:color w:val="1F6FEB"/>
           <w:sz w:val="24"/>
         </w:rPr>
-        <w:t>C: Scenario</w:t>
+        <w:t>D: Scenario</w:t>
       </w:r>
     </w:p>
     <w:p>
@@ -1796,7 +784,7 @@
           <w:color w:val="1F6FEB"/>
           <w:sz w:val="24"/>
         </w:rPr>
-        <w:t>D: Practical Tasks</w:t>
+        <w:t>E: Practical Tasks</w:t>
       </w:r>
     </w:p>
     <w:p>
